--- a/Statistical explanation Thati 2026.docx
+++ b/Statistical explanation Thati 2026.docx
@@ -7,7 +7,451 @@
         <w:pStyle w:val="Normal"/>
         <w:bidi w:val="0"/>
         <w:jc w:val="start"/>
+        <w:rPr>
+          <w:rFonts w:ascii="Times New Roman" w:hAnsi="Times New Roman"/>
+          <w:b/>
+          <w:bCs/>
+        </w:rPr>
+      </w:pPr>
+      <w:r>
+        <w:rPr>
+          <w:rFonts w:ascii="Times New Roman" w:hAnsi="Times New Roman"/>
+          <w:b/>
+          <w:bCs/>
+        </w:rPr>
+        <w:t>Methods</w:t>
+      </w:r>
+    </w:p>
+    <w:p>
+      <w:pPr>
+        <w:pStyle w:val="Normal"/>
+        <w:bidi w:val="0"/>
+        <w:jc w:val="start"/>
+        <w:rPr>
+          <w:rFonts w:ascii="Times New Roman" w:hAnsi="Times New Roman"/>
+          <w:b/>
+          <w:bCs/>
+        </w:rPr>
+      </w:pPr>
+      <w:r>
+        <w:rPr>
+          <w:rFonts w:ascii="Times New Roman" w:hAnsi="Times New Roman"/>
+          <w:b/>
+          <w:bCs/>
+        </w:rPr>
+      </w:r>
+    </w:p>
+    <w:p>
+      <w:pPr>
+        <w:pStyle w:val="Normal"/>
+        <w:bidi w:val="0"/>
+        <w:jc w:val="both"/>
         <w:rPr/>
+      </w:pPr>
+      <w:r>
+        <w:rPr>
+          <w:rFonts w:ascii="Times New Roman" w:hAnsi="Times New Roman"/>
+          <w:b/>
+          <w:bCs/>
+        </w:rPr>
+        <w:tab/>
+      </w:r>
+      <w:r>
+        <w:rPr>
+          <w:rFonts w:ascii="Times New Roman" w:hAnsi="Times New Roman"/>
+          <w:b w:val="false"/>
+          <w:bCs w:val="false"/>
+        </w:rPr>
+        <w:t xml:space="preserve">To measure if there was a true correlation between the treatment and the expression of proteins, it was fitted a linear regression </w:t>
+      </w:r>
+      <w:r>
+        <w:rPr>
+          <w:rFonts w:ascii="Times New Roman" w:hAnsi="Times New Roman"/>
+          <w:b w:val="false"/>
+          <w:bCs w:val="false"/>
+          <w:i w:val="false"/>
+          <w:caps w:val="false"/>
+          <w:smallCaps w:val="false"/>
+          <w:u w:val="none"/>
+          <w:vertAlign w:val="superscript"/>
+        </w:rPr>
+        <w:t>1</w:t>
+      </w:r>
+      <w:r>
+        <w:rPr>
+          <w:rFonts w:ascii="Times New Roman" w:hAnsi="Times New Roman"/>
+          <w:b w:val="false"/>
+          <w:bCs w:val="false"/>
+        </w:rPr>
+        <w:t xml:space="preserve"> to the logarithmic value of the nanoparticle's concentration and the relative value of the protein's expression through western blot desnsitometry. The logarithmic was chosen due to the order of magnitude of the nanoparticle's concentrations tested. The R language</w:t>
+      </w:r>
+      <w:r>
+        <w:rPr>
+          <w:rFonts w:ascii="Times New Roman" w:hAnsi="Times New Roman"/>
+          <w:b w:val="false"/>
+          <w:bCs w:val="false"/>
+          <w:vertAlign w:val="superscript"/>
+        </w:rPr>
+        <w:t xml:space="preserve"> 2</w:t>
+      </w:r>
+      <w:r>
+        <w:rPr>
+          <w:rFonts w:ascii="Times New Roman" w:hAnsi="Times New Roman"/>
+          <w:b w:val="false"/>
+          <w:bCs w:val="false"/>
+          <w:position w:val="0"/>
+          <w:sz w:val="24"/>
+          <w:vertAlign w:val="baseline"/>
+        </w:rPr>
+        <w:t>, RStudio</w:t>
+      </w:r>
+      <w:r>
+        <w:rPr>
+          <w:rFonts w:ascii="Times New Roman" w:hAnsi="Times New Roman"/>
+          <w:b w:val="false"/>
+          <w:bCs w:val="false"/>
+          <w:vertAlign w:val="superscript"/>
+        </w:rPr>
+        <w:t>3</w:t>
+      </w:r>
+      <w:r>
+        <w:rPr>
+          <w:rFonts w:ascii="Times New Roman" w:hAnsi="Times New Roman"/>
+          <w:b w:val="false"/>
+          <w:bCs w:val="false"/>
+          <w:position w:val="0"/>
+          <w:sz w:val="24"/>
+          <w:vertAlign w:val="baseline"/>
+        </w:rPr>
+        <w:t xml:space="preserve"> and the ggplot2 package</w:t>
+      </w:r>
+      <w:r>
+        <w:rPr>
+          <w:rFonts w:ascii="Times New Roman" w:hAnsi="Times New Roman"/>
+          <w:b w:val="false"/>
+          <w:bCs w:val="false"/>
+          <w:vertAlign w:val="superscript"/>
+        </w:rPr>
+        <w:t xml:space="preserve">4 </w:t>
+      </w:r>
+      <w:r>
+        <w:rPr>
+          <w:rFonts w:ascii="Times New Roman" w:hAnsi="Times New Roman"/>
+          <w:b w:val="false"/>
+          <w:bCs w:val="false"/>
+          <w:position w:val="0"/>
+          <w:sz w:val="24"/>
+          <w:vertAlign w:val="baseline"/>
+        </w:rPr>
+        <w:t>were</w:t>
+      </w:r>
+      <w:r>
+        <w:rPr>
+          <w:rFonts w:ascii="Times New Roman" w:hAnsi="Times New Roman"/>
+          <w:b w:val="false"/>
+          <w:bCs w:val="false"/>
+        </w:rPr>
+        <w:t xml:space="preserve"> utilized to perform and analyze the regression.</w:t>
+      </w:r>
+    </w:p>
+    <w:p>
+      <w:pPr>
+        <w:pStyle w:val="Normal"/>
+        <w:bidi w:val="0"/>
+        <w:jc w:val="start"/>
+        <w:rPr>
+          <w:rFonts w:ascii="Times New Roman" w:hAnsi="Times New Roman"/>
+          <w:b w:val="false"/>
+          <w:bCs w:val="false"/>
+        </w:rPr>
+      </w:pPr>
+      <w:r>
+        <w:rPr/>
+      </w:r>
+    </w:p>
+    <w:p>
+      <w:pPr>
+        <w:pStyle w:val="Normal"/>
+        <w:bidi w:val="0"/>
+        <w:jc w:val="start"/>
+        <w:rPr>
+          <w:b/>
+          <w:bCs/>
+        </w:rPr>
+      </w:pPr>
+      <w:r>
+        <w:rPr>
+          <w:rFonts w:ascii="Times New Roman" w:hAnsi="Times New Roman"/>
+          <w:b/>
+          <w:bCs/>
+        </w:rPr>
+        <w:t>Results</w:t>
+      </w:r>
+    </w:p>
+    <w:p>
+      <w:pPr>
+        <w:pStyle w:val="Normal"/>
+        <w:bidi w:val="0"/>
+        <w:jc w:val="start"/>
+        <w:rPr>
+          <w:rFonts w:ascii="Times New Roman" w:hAnsi="Times New Roman"/>
+        </w:rPr>
+      </w:pPr>
+      <w:r>
+        <w:rPr>
+          <w:b/>
+          <w:bCs/>
+        </w:rPr>
+      </w:r>
+    </w:p>
+    <w:p>
+      <w:pPr>
+        <w:pStyle w:val="Normal"/>
+        <w:bidi w:val="0"/>
+        <w:jc w:val="start"/>
+        <w:rPr>
+          <w:b/>
+          <w:bCs/>
+        </w:rPr>
+      </w:pPr>
+      <w:r>
+        <w:rPr>
+          <w:rFonts w:ascii="Times New Roman" w:hAnsi="Times New Roman"/>
+          <w:b/>
+          <w:bCs/>
+        </w:rPr>
+        <w:tab/>
+      </w:r>
+    </w:p>
+    <w:p>
+      <w:pPr>
+        <w:pStyle w:val="Normal"/>
+        <w:bidi w:val="0"/>
+        <w:jc w:val="start"/>
+        <w:rPr>
+          <w:b w:val="false"/>
+          <w:bCs w:val="false"/>
+        </w:rPr>
+      </w:pPr>
+      <w:r>
+        <w:rPr>
+          <w:rFonts w:ascii="Times New Roman" w:hAnsi="Times New Roman"/>
+          <w:b/>
+          <w:bCs/>
+        </w:rPr>
+      </w:r>
+    </w:p>
+    <w:p>
+      <w:pPr>
+        <w:pStyle w:val="Normal"/>
+        <w:bidi w:val="0"/>
+        <w:jc w:val="start"/>
+        <w:rPr>
+          <w:rFonts w:ascii="Times New Roman" w:hAnsi="Times New Roman"/>
+          <w:b/>
+          <w:bCs/>
+        </w:rPr>
+      </w:pPr>
+      <w:r>
+        <w:rPr>
+          <w:rFonts w:ascii="Times New Roman" w:hAnsi="Times New Roman"/>
+          <w:b/>
+          <w:bCs/>
+        </w:rPr>
+        <w:t>References</w:t>
+      </w:r>
+    </w:p>
+    <w:p>
+      <w:pPr>
+        <w:pStyle w:val="Normal"/>
+        <w:bidi w:val="0"/>
+        <w:jc w:val="start"/>
+        <w:rPr>
+          <w:rFonts w:ascii="Times New Roman" w:hAnsi="Times New Roman"/>
+          <w:b w:val="false"/>
+          <w:bCs w:val="false"/>
+        </w:rPr>
+      </w:pPr>
+      <w:r>
+        <w:rPr/>
+      </w:r>
+    </w:p>
+    <w:p>
+      <w:pPr>
+        <w:pStyle w:val="Bibliografia1"/>
+        <w:bidi w:val="0"/>
+        <w:jc w:val="start"/>
+        <w:rPr/>
+      </w:pPr>
+      <w:r>
+        <w:rPr>
+          <w:rFonts w:ascii="Times New Roman" w:hAnsi="Times New Roman"/>
+          <w:b w:val="false"/>
+          <w:bCs w:val="false"/>
+        </w:rPr>
+        <w:t>1.</w:t>
+      </w:r>
+      <w:r>
+        <w:rPr/>
+        <w:tab/>
+        <w:t xml:space="preserve">James G, Witten D, Hastie T, Tibshirani R. Linear Regression. In: James G, Witten D, Hastie T, Tibshirani R, eds. </w:t>
+      </w:r>
+      <w:r>
+        <w:rPr>
+          <w:i/>
+        </w:rPr>
+        <w:t>An Introduction to Statistical Learning: With Applications in R</w:t>
+      </w:r>
+      <w:r>
+        <w:rPr/>
+        <w:t>. Springer US; 2021:59-128. doi:10.1007/978-1-0716-1418-1_3</w:t>
+      </w:r>
+      <w:r>
+        <w:rPr>
+          <w:rFonts w:ascii="Times New Roman" w:hAnsi="Times New Roman"/>
+          <w:b w:val="false"/>
+          <w:bCs w:val="false"/>
+        </w:rPr>
+        <w:t xml:space="preserve"> </w:t>
+      </w:r>
+    </w:p>
+    <w:p>
+      <w:pPr>
+        <w:pStyle w:val="Bibliografia1"/>
+        <w:bidi w:val="0"/>
+        <w:jc w:val="start"/>
+        <w:rPr/>
+      </w:pPr>
+      <w:r>
+        <w:rPr>
+          <w:rFonts w:ascii="Times New Roman" w:hAnsi="Times New Roman"/>
+          <w:b w:val="false"/>
+          <w:bCs w:val="false"/>
+        </w:rPr>
+        <w:t xml:space="preserve">2. R Core Team 2026. </w:t>
+      </w:r>
+      <w:r>
+        <w:rPr>
+          <w:rFonts w:ascii="Times New Roman" w:hAnsi="Times New Roman"/>
+          <w:b w:val="false"/>
+          <w:bCs w:val="false"/>
+          <w:i/>
+          <w:iCs/>
+        </w:rPr>
+        <w:t xml:space="preserve">R: A language and environment for statistical computing. </w:t>
+      </w:r>
+      <w:r>
+        <w:rPr>
+          <w:rFonts w:ascii="Times New Roman" w:hAnsi="Times New Roman"/>
+          <w:b w:val="false"/>
+          <w:bCs w:val="false"/>
+          <w:i w:val="false"/>
+          <w:iCs w:val="false"/>
+        </w:rPr>
+        <w:t>Vienna, Austria: R Foundation for Statiscal Computing. URL: https:/www.R-project.org/.</w:t>
+      </w:r>
+    </w:p>
+    <w:p>
+      <w:pPr>
+        <w:pStyle w:val="Bibliografia1"/>
+        <w:bidi w:val="0"/>
+        <w:jc w:val="start"/>
+        <w:rPr/>
+      </w:pPr>
+      <w:r>
+        <w:rPr>
+          <w:rFonts w:ascii="Times New Roman" w:hAnsi="Times New Roman"/>
+          <w:b w:val="false"/>
+          <w:bCs w:val="false"/>
+          <w:i w:val="false"/>
+          <w:iCs w:val="false"/>
+        </w:rPr>
+        <w:t xml:space="preserve">3. Posit team. (2026). </w:t>
+      </w:r>
+      <w:r>
+        <w:rPr>
+          <w:rFonts w:ascii="Times New Roman" w:hAnsi="Times New Roman"/>
+          <w:b w:val="false"/>
+          <w:bCs w:val="false"/>
+          <w:i/>
+          <w:iCs/>
+        </w:rPr>
+        <w:t xml:space="preserve">RStudio: Integrated Development Environment for R. </w:t>
+      </w:r>
+      <w:r>
+        <w:rPr>
+          <w:rFonts w:ascii="Times New Roman" w:hAnsi="Times New Roman"/>
+          <w:b w:val="false"/>
+          <w:bCs w:val="false"/>
+          <w:i w:val="false"/>
+          <w:iCs w:val="false"/>
+        </w:rPr>
+        <w:t>Posit Software, PBC. http://www.posit.co/</w:t>
+      </w:r>
+    </w:p>
+    <w:p>
+      <w:pPr>
+        <w:pStyle w:val="Bibliografia1"/>
+        <w:bidi w:val="0"/>
+        <w:jc w:val="start"/>
+        <w:rPr/>
+      </w:pPr>
+      <w:r>
+        <w:rPr>
+          <w:rFonts w:ascii="Times New Roman" w:hAnsi="Times New Roman"/>
+          <w:b w:val="false"/>
+          <w:bCs w:val="false"/>
+          <w:i w:val="false"/>
+          <w:iCs w:val="false"/>
+        </w:rPr>
+        <w:t>4</w:t>
+      </w:r>
+      <w:r>
+        <w:rPr>
+          <w:rFonts w:ascii="Times New Roman" w:hAnsi="Times New Roman"/>
+          <w:b w:val="false"/>
+          <w:bCs w:val="false"/>
+          <w:i w:val="false"/>
+          <w:iCs w:val="false"/>
+        </w:rPr>
+        <w:t xml:space="preserve">. Wickham, H. (2016). </w:t>
+      </w:r>
+      <w:r>
+        <w:rPr>
+          <w:rFonts w:ascii="Times New Roman" w:hAnsi="Times New Roman"/>
+          <w:b w:val="false"/>
+          <w:bCs w:val="false"/>
+          <w:i/>
+          <w:iCs/>
+        </w:rPr>
+        <w:t>ggplot2: Elegant Graphics for Data Analysis.</w:t>
+      </w:r>
+      <w:r>
+        <w:rPr>
+          <w:rFonts w:ascii="Times New Roman" w:hAnsi="Times New Roman"/>
+          <w:b w:val="false"/>
+          <w:bCs w:val="false"/>
+          <w:i w:val="false"/>
+          <w:iCs w:val="false"/>
+        </w:rPr>
+        <w:t>Springer-Verlag New York.</w:t>
+      </w:r>
+    </w:p>
+    <w:p>
+      <w:pPr>
+        <w:pStyle w:val="Normal"/>
+        <w:numPr>
+          <w:ilvl w:val="0"/>
+          <w:numId w:val="0"/>
+        </w:numPr>
+        <w:bidi w:val="0"/>
+        <w:ind w:hanging="0" w:start="840"/>
+        <w:jc w:val="start"/>
+        <w:rPr>
+          <w:rFonts w:ascii="Times New Roman" w:hAnsi="Times New Roman"/>
+          <w:b w:val="false"/>
+          <w:bCs w:val="false"/>
+        </w:rPr>
       </w:pPr>
       <w:r>
         <w:rPr/>
@@ -20,9 +464,259 @@
       <w:pgNumType w:fmt="decimal"/>
       <w:formProt w:val="false"/>
       <w:textDirection w:val="lrTb"/>
+      <w:docGrid w:type="default" w:linePitch="312" w:charSpace="4294961151"/>
     </w:sectPr>
   </w:body>
 </w:document>
+</file>
+
+<file path=word/numbering.xml><?xml version="1.0" encoding="utf-8"?>
+<w:numbering xmlns:w="http://schemas.openxmlformats.org/wordprocessingml/2006/main" xmlns:o="urn:schemas-microsoft-com:office:office" xmlns:r="http://schemas.openxmlformats.org/officeDocument/2006/relationships" xmlns:v="urn:schemas-microsoft-com:vml" xmlns:mc="http://schemas.openxmlformats.org/markup-compatibility/2006" xmlns:w14="http://schemas.microsoft.com/office/word/2010/wordml" mc:Ignorable="w14">
+  <w:abstractNum w:abstractNumId="1">
+    <w:lvl w:ilvl="0">
+      <w:start w:val="1"/>
+      <w:numFmt w:val="decimal"/>
+      <w:lvlText w:val="%1."/>
+      <w:lvlJc w:val="start"/>
+      <w:pPr>
+        <w:tabs>
+          <w:tab w:val="num" w:pos="840"/>
+        </w:tabs>
+        <w:ind w:start="840" w:hanging="360"/>
+      </w:pPr>
+      <w:rPr/>
+    </w:lvl>
+    <w:lvl w:ilvl="1">
+      <w:start w:val="1"/>
+      <w:numFmt w:val="decimal"/>
+      <w:lvlText w:val="%2."/>
+      <w:lvlJc w:val="start"/>
+      <w:pPr>
+        <w:tabs>
+          <w:tab w:val="num" w:pos="1200"/>
+        </w:tabs>
+        <w:ind w:start="1200" w:hanging="360"/>
+      </w:pPr>
+      <w:rPr/>
+    </w:lvl>
+    <w:lvl w:ilvl="2">
+      <w:start w:val="1"/>
+      <w:numFmt w:val="decimal"/>
+      <w:lvlText w:val="%3."/>
+      <w:lvlJc w:val="start"/>
+      <w:pPr>
+        <w:tabs>
+          <w:tab w:val="num" w:pos="1560"/>
+        </w:tabs>
+        <w:ind w:start="1560" w:hanging="360"/>
+      </w:pPr>
+      <w:rPr/>
+    </w:lvl>
+    <w:lvl w:ilvl="3">
+      <w:start w:val="1"/>
+      <w:numFmt w:val="decimal"/>
+      <w:lvlText w:val="%4."/>
+      <w:lvlJc w:val="start"/>
+      <w:pPr>
+        <w:tabs>
+          <w:tab w:val="num" w:pos="1920"/>
+        </w:tabs>
+        <w:ind w:start="1920" w:hanging="360"/>
+      </w:pPr>
+      <w:rPr/>
+    </w:lvl>
+    <w:lvl w:ilvl="4">
+      <w:start w:val="1"/>
+      <w:numFmt w:val="decimal"/>
+      <w:lvlText w:val="%5."/>
+      <w:lvlJc w:val="start"/>
+      <w:pPr>
+        <w:tabs>
+          <w:tab w:val="num" w:pos="2280"/>
+        </w:tabs>
+        <w:ind w:start="2280" w:hanging="360"/>
+      </w:pPr>
+      <w:rPr/>
+    </w:lvl>
+    <w:lvl w:ilvl="5">
+      <w:start w:val="1"/>
+      <w:numFmt w:val="decimal"/>
+      <w:lvlText w:val="%6."/>
+      <w:lvlJc w:val="start"/>
+      <w:pPr>
+        <w:tabs>
+          <w:tab w:val="num" w:pos="2640"/>
+        </w:tabs>
+        <w:ind w:start="2640" w:hanging="360"/>
+      </w:pPr>
+      <w:rPr/>
+    </w:lvl>
+    <w:lvl w:ilvl="6">
+      <w:start w:val="1"/>
+      <w:numFmt w:val="decimal"/>
+      <w:lvlText w:val="%7."/>
+      <w:lvlJc w:val="start"/>
+      <w:pPr>
+        <w:tabs>
+          <w:tab w:val="num" w:pos="3000"/>
+        </w:tabs>
+        <w:ind w:start="3000" w:hanging="360"/>
+      </w:pPr>
+      <w:rPr/>
+    </w:lvl>
+    <w:lvl w:ilvl="7">
+      <w:start w:val="1"/>
+      <w:numFmt w:val="decimal"/>
+      <w:lvlText w:val="%8."/>
+      <w:lvlJc w:val="start"/>
+      <w:pPr>
+        <w:tabs>
+          <w:tab w:val="num" w:pos="3360"/>
+        </w:tabs>
+        <w:ind w:start="3360" w:hanging="360"/>
+      </w:pPr>
+      <w:rPr/>
+    </w:lvl>
+    <w:lvl w:ilvl="8">
+      <w:start w:val="1"/>
+      <w:numFmt w:val="decimal"/>
+      <w:lvlText w:val="%9."/>
+      <w:lvlJc w:val="start"/>
+      <w:pPr>
+        <w:tabs>
+          <w:tab w:val="num" w:pos="3720"/>
+        </w:tabs>
+        <w:ind w:start="3720" w:hanging="360"/>
+      </w:pPr>
+      <w:rPr/>
+    </w:lvl>
+  </w:abstractNum>
+  <w:abstractNum w:abstractNumId="2">
+    <w:lvl w:ilvl="0">
+      <w:start w:val="1"/>
+      <w:numFmt w:val="none"/>
+      <w:suff w:val="nothing"/>
+      <w:lvlText w:val=""/>
+      <w:lvlJc w:val="start"/>
+      <w:pPr>
+        <w:tabs>
+          <w:tab w:val="num" w:pos="0"/>
+        </w:tabs>
+        <w:ind w:start="0" w:hanging="0"/>
+      </w:pPr>
+    </w:lvl>
+    <w:lvl w:ilvl="1">
+      <w:start w:val="1"/>
+      <w:numFmt w:val="none"/>
+      <w:suff w:val="nothing"/>
+      <w:lvlText w:val=""/>
+      <w:lvlJc w:val="start"/>
+      <w:pPr>
+        <w:tabs>
+          <w:tab w:val="num" w:pos="0"/>
+        </w:tabs>
+        <w:ind w:start="0" w:hanging="0"/>
+      </w:pPr>
+    </w:lvl>
+    <w:lvl w:ilvl="2">
+      <w:start w:val="1"/>
+      <w:numFmt w:val="none"/>
+      <w:suff w:val="nothing"/>
+      <w:lvlText w:val=""/>
+      <w:lvlJc w:val="start"/>
+      <w:pPr>
+        <w:tabs>
+          <w:tab w:val="num" w:pos="0"/>
+        </w:tabs>
+        <w:ind w:start="0" w:hanging="0"/>
+      </w:pPr>
+    </w:lvl>
+    <w:lvl w:ilvl="3">
+      <w:start w:val="1"/>
+      <w:numFmt w:val="none"/>
+      <w:suff w:val="nothing"/>
+      <w:lvlText w:val=""/>
+      <w:lvlJc w:val="start"/>
+      <w:pPr>
+        <w:tabs>
+          <w:tab w:val="num" w:pos="0"/>
+        </w:tabs>
+        <w:ind w:start="0" w:hanging="0"/>
+      </w:pPr>
+    </w:lvl>
+    <w:lvl w:ilvl="4">
+      <w:start w:val="1"/>
+      <w:numFmt w:val="none"/>
+      <w:suff w:val="nothing"/>
+      <w:lvlText w:val=""/>
+      <w:lvlJc w:val="start"/>
+      <w:pPr>
+        <w:tabs>
+          <w:tab w:val="num" w:pos="0"/>
+        </w:tabs>
+        <w:ind w:start="0" w:hanging="0"/>
+      </w:pPr>
+    </w:lvl>
+    <w:lvl w:ilvl="5">
+      <w:start w:val="1"/>
+      <w:numFmt w:val="none"/>
+      <w:suff w:val="nothing"/>
+      <w:lvlText w:val=""/>
+      <w:lvlJc w:val="start"/>
+      <w:pPr>
+        <w:tabs>
+          <w:tab w:val="num" w:pos="0"/>
+        </w:tabs>
+        <w:ind w:start="0" w:hanging="0"/>
+      </w:pPr>
+    </w:lvl>
+    <w:lvl w:ilvl="6">
+      <w:start w:val="1"/>
+      <w:numFmt w:val="none"/>
+      <w:suff w:val="nothing"/>
+      <w:lvlText w:val=""/>
+      <w:lvlJc w:val="start"/>
+      <w:pPr>
+        <w:tabs>
+          <w:tab w:val="num" w:pos="0"/>
+        </w:tabs>
+        <w:ind w:start="0" w:hanging="0"/>
+      </w:pPr>
+    </w:lvl>
+    <w:lvl w:ilvl="7">
+      <w:start w:val="1"/>
+      <w:numFmt w:val="none"/>
+      <w:suff w:val="nothing"/>
+      <w:lvlText w:val=""/>
+      <w:lvlJc w:val="start"/>
+      <w:pPr>
+        <w:tabs>
+          <w:tab w:val="num" w:pos="0"/>
+        </w:tabs>
+        <w:ind w:start="0" w:hanging="0"/>
+      </w:pPr>
+    </w:lvl>
+    <w:lvl w:ilvl="8">
+      <w:start w:val="1"/>
+      <w:numFmt w:val="none"/>
+      <w:suff w:val="nothing"/>
+      <w:lvlText w:val=""/>
+      <w:lvlJc w:val="start"/>
+      <w:pPr>
+        <w:tabs>
+          <w:tab w:val="num" w:pos="0"/>
+        </w:tabs>
+        <w:ind w:start="0" w:hanging="0"/>
+      </w:pPr>
+    </w:lvl>
+  </w:abstractNum>
+  <w:num w:numId="1">
+    <w:abstractNumId w:val="1"/>
+  </w:num>
+  <w:num w:numId="2">
+    <w:abstractNumId w:val="2"/>
+  </w:num>
+</w:numbering>
 </file>
 
 <file path=word/styles.xml><?xml version="1.0" encoding="utf-8"?>
@@ -59,6 +753,11 @@
       <w:szCs w:val="24"/>
       <w:lang w:val="en-US" w:eastAsia="zh-CN" w:bidi="hi-IN"/>
     </w:rPr>
+  </w:style>
+  <w:style w:type="character" w:styleId="Smbolosdenumerao">
+    <w:name w:val="Símbolos de numeração"/>
+    <w:qFormat/>
+    <w:rPr/>
   </w:style>
   <w:style w:type="paragraph" w:styleId="Ttulo">
     <w:name w:val="Título"/>
@@ -117,6 +816,20 @@
     <w:rPr>
       <w:rFonts w:cs="Lucida Sans"/>
     </w:rPr>
+  </w:style>
+  <w:style w:type="paragraph" w:styleId="Bibliografia1">
+    <w:name w:val="Bibliografia 1"/>
+    <w:basedOn w:val="Ndice"/>
+    <w:qFormat/>
+    <w:pPr>
+      <w:tabs>
+        <w:tab w:val="clear" w:pos="709"/>
+        <w:tab w:val="left" w:pos="528" w:leader="none"/>
+      </w:tabs>
+      <w:spacing w:lineRule="atLeast" w:line="240" w:before="0" w:after="240"/>
+      <w:ind w:hanging="264" w:start="264"/>
+    </w:pPr>
+    <w:rPr/>
   </w:style>
 </w:styles>
 </file>

--- a/Statistical explanation Thati 2026.docx
+++ b/Statistical explanation Thati 2026.docx
@@ -221,6 +221,1125 @@
           <w:bCs/>
         </w:rPr>
         <w:tab/>
+      </w:r>
+    </w:p>
+    <w:tbl>
+      <w:tblPr>
+        <w:tblW w:w="5000" w:type="pct"/>
+        <w:jc w:val="start"/>
+        <w:tblInd w:w="0" w:type="dxa"/>
+        <w:tblLayout w:type="fixed"/>
+        <w:tblCellMar>
+          <w:top w:w="0" w:type="dxa"/>
+          <w:start w:w="0" w:type="dxa"/>
+          <w:bottom w:w="0" w:type="dxa"/>
+          <w:end w:w="0" w:type="dxa"/>
+        </w:tblCellMar>
+      </w:tblPr>
+      <w:tblGrid>
+        <w:gridCol w:w="1424"/>
+        <w:gridCol w:w="1425"/>
+        <w:gridCol w:w="1424"/>
+        <w:gridCol w:w="1425"/>
+        <w:gridCol w:w="1424"/>
+        <w:gridCol w:w="1425"/>
+        <w:gridCol w:w="1425"/>
+      </w:tblGrid>
+      <w:tr>
+        <w:trPr/>
+        <w:tc>
+          <w:tcPr>
+            <w:tcW w:w="1424" w:type="dxa"/>
+            <w:tcBorders/>
+          </w:tcPr>
+          <w:p>
+            <w:pPr>
+              <w:pStyle w:val="Contedodatabela"/>
+              <w:bidi w:val="0"/>
+              <w:jc w:val="center"/>
+              <w:rPr>
+                <w:b/>
+                <w:bCs/>
+                <w:i w:val="false"/>
+                <w:iCs w:val="false"/>
+                <w:sz w:val="24"/>
+                <w:szCs w:val="24"/>
+              </w:rPr>
+            </w:pPr>
+            <w:r>
+              <w:rPr>
+                <w:bCs/>
+                <w:iCs w:val="false"/>
+                <w:szCs w:val="24"/>
+              </w:rPr>
+              <w:t>Cell</w:t>
+            </w:r>
+          </w:p>
+        </w:tc>
+        <w:tc>
+          <w:tcPr>
+            <w:tcW w:w="1425" w:type="dxa"/>
+            <w:tcBorders/>
+          </w:tcPr>
+          <w:p>
+            <w:pPr>
+              <w:pStyle w:val="Contedodatabela"/>
+              <w:bidi w:val="0"/>
+              <w:jc w:val="center"/>
+              <w:rPr>
+                <w:b/>
+                <w:bCs/>
+                <w:i w:val="false"/>
+                <w:iCs w:val="false"/>
+                <w:sz w:val="24"/>
+                <w:szCs w:val="24"/>
+              </w:rPr>
+            </w:pPr>
+            <w:r>
+              <w:rPr>
+                <w:bCs/>
+                <w:iCs w:val="false"/>
+                <w:szCs w:val="24"/>
+              </w:rPr>
+              <w:t>Protein</w:t>
+            </w:r>
+          </w:p>
+        </w:tc>
+        <w:tc>
+          <w:tcPr>
+            <w:tcW w:w="1424" w:type="dxa"/>
+            <w:tcBorders/>
+          </w:tcPr>
+          <w:p>
+            <w:pPr>
+              <w:pStyle w:val="Contedodatabela"/>
+              <w:bidi w:val="0"/>
+              <w:jc w:val="center"/>
+              <w:rPr>
+                <w:b/>
+                <w:bCs/>
+                <w:i w:val="false"/>
+                <w:iCs w:val="false"/>
+                <w:sz w:val="24"/>
+                <w:szCs w:val="24"/>
+              </w:rPr>
+            </w:pPr>
+            <w:r>
+              <w:rPr>
+                <w:bCs/>
+                <w:iCs w:val="false"/>
+                <w:szCs w:val="24"/>
+              </w:rPr>
+              <w:t>Estimate</w:t>
+            </w:r>
+          </w:p>
+        </w:tc>
+        <w:tc>
+          <w:tcPr>
+            <w:tcW w:w="1425" w:type="dxa"/>
+            <w:tcBorders/>
+          </w:tcPr>
+          <w:p>
+            <w:pPr>
+              <w:pStyle w:val="Contedodatabela"/>
+              <w:bidi w:val="0"/>
+              <w:jc w:val="center"/>
+              <w:rPr>
+                <w:b/>
+                <w:bCs/>
+                <w:i w:val="false"/>
+                <w:iCs w:val="false"/>
+                <w:sz w:val="24"/>
+                <w:szCs w:val="24"/>
+              </w:rPr>
+            </w:pPr>
+            <w:r>
+              <w:rPr>
+                <w:bCs/>
+                <w:iCs w:val="false"/>
+                <w:szCs w:val="24"/>
+              </w:rPr>
+              <w:t>Std. Error</w:t>
+            </w:r>
+          </w:p>
+        </w:tc>
+        <w:tc>
+          <w:tcPr>
+            <w:tcW w:w="1424" w:type="dxa"/>
+            <w:tcBorders/>
+          </w:tcPr>
+          <w:p>
+            <w:pPr>
+              <w:pStyle w:val="Contedodatabela"/>
+              <w:bidi w:val="0"/>
+              <w:jc w:val="center"/>
+              <w:rPr>
+                <w:b/>
+                <w:bCs/>
+                <w:i w:val="false"/>
+                <w:iCs w:val="false"/>
+                <w:sz w:val="24"/>
+                <w:szCs w:val="24"/>
+              </w:rPr>
+            </w:pPr>
+            <w:r>
+              <w:rPr>
+                <w:bCs/>
+                <w:iCs w:val="false"/>
+                <w:szCs w:val="24"/>
+              </w:rPr>
+              <w:t>t value</w:t>
+            </w:r>
+          </w:p>
+        </w:tc>
+        <w:tc>
+          <w:tcPr>
+            <w:tcW w:w="1425" w:type="dxa"/>
+            <w:tcBorders/>
+          </w:tcPr>
+          <w:p>
+            <w:pPr>
+              <w:pStyle w:val="Contedodatabela"/>
+              <w:bidi w:val="0"/>
+              <w:jc w:val="center"/>
+              <w:rPr>
+                <w:b/>
+                <w:bCs/>
+                <w:i w:val="false"/>
+                <w:iCs w:val="false"/>
+                <w:sz w:val="24"/>
+                <w:szCs w:val="24"/>
+              </w:rPr>
+            </w:pPr>
+            <w:r>
+              <w:rPr>
+                <w:bCs/>
+                <w:iCs w:val="false"/>
+                <w:szCs w:val="24"/>
+              </w:rPr>
+              <w:t>Pr( &gt; | t | )</w:t>
+            </w:r>
+          </w:p>
+        </w:tc>
+        <w:tc>
+          <w:tcPr>
+            <w:tcW w:w="1425" w:type="dxa"/>
+            <w:tcBorders/>
+          </w:tcPr>
+          <w:p>
+            <w:pPr>
+              <w:pStyle w:val="Contedodatabela"/>
+              <w:bidi w:val="0"/>
+              <w:jc w:val="center"/>
+              <w:rPr>
+                <w:b/>
+                <w:bCs/>
+                <w:i w:val="false"/>
+                <w:iCs w:val="false"/>
+                <w:sz w:val="24"/>
+                <w:szCs w:val="24"/>
+              </w:rPr>
+            </w:pPr>
+            <w:r>
+              <w:rPr>
+                <w:bCs/>
+                <w:iCs w:val="false"/>
+                <w:szCs w:val="24"/>
+              </w:rPr>
+              <w:t>Adj R</w:t>
+            </w:r>
+            <w:r>
+              <w:rPr>
+                <w:bCs/>
+                <w:iCs w:val="false"/>
+                <w:szCs w:val="24"/>
+                <w:vertAlign w:val="superscript"/>
+              </w:rPr>
+              <w:t>2</w:t>
+            </w:r>
+          </w:p>
+        </w:tc>
+      </w:tr>
+      <w:tr>
+        <w:trPr/>
+        <w:tc>
+          <w:tcPr>
+            <w:tcW w:w="1424" w:type="dxa"/>
+            <w:tcBorders/>
+          </w:tcPr>
+          <w:p>
+            <w:pPr>
+              <w:pStyle w:val="Contedodatabela"/>
+              <w:bidi w:val="0"/>
+              <w:jc w:val="center"/>
+              <w:rPr>
+                <w:b w:val="false"/>
+                <w:bCs w:val="false"/>
+                <w:i w:val="false"/>
+                <w:iCs w:val="false"/>
+                <w:sz w:val="24"/>
+                <w:szCs w:val="24"/>
+              </w:rPr>
+            </w:pPr>
+            <w:r>
+              <w:rPr>
+                <w:bCs w:val="false"/>
+                <w:iCs w:val="false"/>
+                <w:szCs w:val="24"/>
+              </w:rPr>
+              <w:t>HTR8</w:t>
+            </w:r>
+          </w:p>
+        </w:tc>
+        <w:tc>
+          <w:tcPr>
+            <w:tcW w:w="1425" w:type="dxa"/>
+            <w:tcBorders/>
+          </w:tcPr>
+          <w:p>
+            <w:pPr>
+              <w:pStyle w:val="Contedodatabela"/>
+              <w:bidi w:val="0"/>
+              <w:jc w:val="center"/>
+              <w:rPr>
+                <w:b w:val="false"/>
+                <w:bCs w:val="false"/>
+                <w:i w:val="false"/>
+                <w:iCs w:val="false"/>
+                <w:sz w:val="24"/>
+                <w:szCs w:val="24"/>
+              </w:rPr>
+            </w:pPr>
+            <w:r>
+              <w:rPr>
+                <w:bCs w:val="false"/>
+                <w:iCs w:val="false"/>
+                <w:szCs w:val="24"/>
+              </w:rPr>
+              <w:t>Endoglin</w:t>
+            </w:r>
+          </w:p>
+        </w:tc>
+        <w:tc>
+          <w:tcPr>
+            <w:tcW w:w="1424" w:type="dxa"/>
+            <w:tcBorders/>
+          </w:tcPr>
+          <w:p>
+            <w:pPr>
+              <w:pStyle w:val="Contedodatabela"/>
+              <w:bidi w:val="0"/>
+              <w:jc w:val="center"/>
+              <w:rPr>
+                <w:b w:val="false"/>
+                <w:bCs w:val="false"/>
+                <w:i w:val="false"/>
+                <w:iCs w:val="false"/>
+                <w:sz w:val="24"/>
+                <w:szCs w:val="24"/>
+              </w:rPr>
+            </w:pPr>
+            <w:r>
+              <w:rPr>
+                <w:rStyle w:val="Cdigo-fonte"/>
+                <w:rFonts w:ascii="Times New Roman" w:hAnsi="Times New Roman"/>
+                <w:bCs w:val="false"/>
+                <w:iCs w:val="false"/>
+                <w:szCs w:val="24"/>
+              </w:rPr>
+              <w:t>-0.064306</w:t>
+            </w:r>
+          </w:p>
+        </w:tc>
+        <w:tc>
+          <w:tcPr>
+            <w:tcW w:w="1425" w:type="dxa"/>
+            <w:tcBorders/>
+          </w:tcPr>
+          <w:p>
+            <w:pPr>
+              <w:pStyle w:val="Contedodatabela"/>
+              <w:bidi w:val="0"/>
+              <w:jc w:val="center"/>
+              <w:rPr>
+                <w:b w:val="false"/>
+                <w:bCs w:val="false"/>
+                <w:i w:val="false"/>
+                <w:iCs w:val="false"/>
+                <w:sz w:val="24"/>
+                <w:szCs w:val="24"/>
+              </w:rPr>
+            </w:pPr>
+            <w:r>
+              <w:rPr>
+                <w:rStyle w:val="Cdigo-fonte"/>
+                <w:rFonts w:ascii="Times New Roman" w:hAnsi="Times New Roman"/>
+                <w:bCs w:val="false"/>
+                <w:iCs w:val="false"/>
+                <w:szCs w:val="24"/>
+              </w:rPr>
+              <w:t>0.008398</w:t>
+            </w:r>
+          </w:p>
+        </w:tc>
+        <w:tc>
+          <w:tcPr>
+            <w:tcW w:w="1424" w:type="dxa"/>
+            <w:tcBorders/>
+          </w:tcPr>
+          <w:p>
+            <w:pPr>
+              <w:pStyle w:val="Contedodatabela"/>
+              <w:bidi w:val="0"/>
+              <w:jc w:val="center"/>
+              <w:rPr>
+                <w:b w:val="false"/>
+                <w:bCs w:val="false"/>
+                <w:i w:val="false"/>
+                <w:iCs w:val="false"/>
+                <w:sz w:val="24"/>
+                <w:szCs w:val="24"/>
+              </w:rPr>
+            </w:pPr>
+            <w:r>
+              <w:rPr>
+                <w:rStyle w:val="Cdigo-fonte"/>
+                <w:rFonts w:ascii="Times New Roman" w:hAnsi="Times New Roman"/>
+                <w:bCs w:val="false"/>
+                <w:iCs w:val="false"/>
+                <w:szCs w:val="24"/>
+              </w:rPr>
+              <w:t>-7.657</w:t>
+            </w:r>
+          </w:p>
+        </w:tc>
+        <w:tc>
+          <w:tcPr>
+            <w:tcW w:w="1425" w:type="dxa"/>
+            <w:tcBorders/>
+          </w:tcPr>
+          <w:p>
+            <w:pPr>
+              <w:pStyle w:val="Contedodatabela"/>
+              <w:bidi w:val="0"/>
+              <w:jc w:val="center"/>
+              <w:rPr>
+                <w:b w:val="false"/>
+                <w:bCs w:val="false"/>
+                <w:i w:val="false"/>
+                <w:iCs w:val="false"/>
+                <w:sz w:val="24"/>
+                <w:szCs w:val="24"/>
+              </w:rPr>
+            </w:pPr>
+            <w:r>
+              <w:rPr>
+                <w:rStyle w:val="Cdigo-fonte"/>
+                <w:rFonts w:ascii="Times New Roman" w:hAnsi="Times New Roman"/>
+                <w:bCs w:val="false"/>
+                <w:iCs w:val="false"/>
+                <w:szCs w:val="24"/>
+              </w:rPr>
+              <w:t>0.0827</w:t>
+            </w:r>
+          </w:p>
+        </w:tc>
+        <w:tc>
+          <w:tcPr>
+            <w:tcW w:w="1425" w:type="dxa"/>
+            <w:tcBorders/>
+          </w:tcPr>
+          <w:p>
+            <w:pPr>
+              <w:pStyle w:val="Contedodatabela"/>
+              <w:bidi w:val="0"/>
+              <w:jc w:val="center"/>
+              <w:rPr>
+                <w:b w:val="false"/>
+                <w:bCs w:val="false"/>
+                <w:i w:val="false"/>
+                <w:iCs w:val="false"/>
+                <w:sz w:val="24"/>
+                <w:szCs w:val="24"/>
+              </w:rPr>
+            </w:pPr>
+            <w:r>
+              <w:rPr>
+                <w:rStyle w:val="Cdigo-fonte"/>
+                <w:rFonts w:ascii="Times New Roman" w:hAnsi="Times New Roman"/>
+                <w:bCs w:val="false"/>
+                <w:iCs w:val="false"/>
+                <w:szCs w:val="24"/>
+              </w:rPr>
+              <w:t>0.9665</w:t>
+            </w:r>
+          </w:p>
+        </w:tc>
+      </w:tr>
+      <w:tr>
+        <w:trPr/>
+        <w:tc>
+          <w:tcPr>
+            <w:tcW w:w="1424" w:type="dxa"/>
+            <w:tcBorders/>
+          </w:tcPr>
+          <w:p>
+            <w:pPr>
+              <w:pStyle w:val="Contedodatabela"/>
+              <w:bidi w:val="0"/>
+              <w:jc w:val="center"/>
+              <w:rPr>
+                <w:b w:val="false"/>
+                <w:bCs w:val="false"/>
+                <w:i w:val="false"/>
+                <w:iCs w:val="false"/>
+                <w:sz w:val="24"/>
+                <w:szCs w:val="24"/>
+              </w:rPr>
+            </w:pPr>
+            <w:r>
+              <w:rPr>
+                <w:bCs w:val="false"/>
+                <w:iCs w:val="false"/>
+                <w:szCs w:val="24"/>
+              </w:rPr>
+              <w:t>HTR8</w:t>
+            </w:r>
+          </w:p>
+        </w:tc>
+        <w:tc>
+          <w:tcPr>
+            <w:tcW w:w="1425" w:type="dxa"/>
+            <w:tcBorders/>
+          </w:tcPr>
+          <w:p>
+            <w:pPr>
+              <w:pStyle w:val="Contedodatabela"/>
+              <w:bidi w:val="0"/>
+              <w:jc w:val="center"/>
+              <w:rPr>
+                <w:b w:val="false"/>
+                <w:bCs w:val="false"/>
+                <w:i w:val="false"/>
+                <w:iCs w:val="false"/>
+                <w:sz w:val="24"/>
+                <w:szCs w:val="24"/>
+              </w:rPr>
+            </w:pPr>
+            <w:r>
+              <w:rPr>
+                <w:bCs w:val="false"/>
+                <w:iCs w:val="false"/>
+                <w:szCs w:val="24"/>
+              </w:rPr>
+              <w:t>PIGF</w:t>
+            </w:r>
+          </w:p>
+        </w:tc>
+        <w:tc>
+          <w:tcPr>
+            <w:tcW w:w="1424" w:type="dxa"/>
+            <w:tcBorders/>
+          </w:tcPr>
+          <w:p>
+            <w:pPr>
+              <w:pStyle w:val="Contedodatabela"/>
+              <w:bidi w:val="0"/>
+              <w:jc w:val="center"/>
+              <w:rPr>
+                <w:b w:val="false"/>
+                <w:bCs w:val="false"/>
+                <w:i w:val="false"/>
+                <w:iCs w:val="false"/>
+                <w:sz w:val="24"/>
+                <w:szCs w:val="24"/>
+              </w:rPr>
+            </w:pPr>
+            <w:r>
+              <w:rPr>
+                <w:rStyle w:val="Cdigo-fonte"/>
+                <w:rFonts w:ascii="Times New Roman" w:hAnsi="Times New Roman"/>
+                <w:bCs w:val="false"/>
+                <w:iCs w:val="false"/>
+                <w:szCs w:val="24"/>
+              </w:rPr>
+              <w:t>0.01687</w:t>
+            </w:r>
+          </w:p>
+        </w:tc>
+        <w:tc>
+          <w:tcPr>
+            <w:tcW w:w="1425" w:type="dxa"/>
+            <w:tcBorders/>
+          </w:tcPr>
+          <w:p>
+            <w:pPr>
+              <w:pStyle w:val="Contedodatabela"/>
+              <w:bidi w:val="0"/>
+              <w:jc w:val="center"/>
+              <w:rPr>
+                <w:b w:val="false"/>
+                <w:bCs w:val="false"/>
+                <w:i w:val="false"/>
+                <w:iCs w:val="false"/>
+                <w:sz w:val="24"/>
+                <w:szCs w:val="24"/>
+              </w:rPr>
+            </w:pPr>
+            <w:r>
+              <w:rPr>
+                <w:rStyle w:val="Cdigo-fonte"/>
+                <w:rFonts w:ascii="Times New Roman" w:hAnsi="Times New Roman"/>
+                <w:bCs w:val="false"/>
+                <w:iCs w:val="false"/>
+                <w:szCs w:val="24"/>
+              </w:rPr>
+              <w:t>0.01178</w:t>
+            </w:r>
+          </w:p>
+        </w:tc>
+        <w:tc>
+          <w:tcPr>
+            <w:tcW w:w="1424" w:type="dxa"/>
+            <w:tcBorders/>
+          </w:tcPr>
+          <w:p>
+            <w:pPr>
+              <w:pStyle w:val="Contedodatabela"/>
+              <w:bidi w:val="0"/>
+              <w:jc w:val="center"/>
+              <w:rPr>
+                <w:b w:val="false"/>
+                <w:bCs w:val="false"/>
+                <w:i w:val="false"/>
+                <w:iCs w:val="false"/>
+                <w:sz w:val="24"/>
+                <w:szCs w:val="24"/>
+              </w:rPr>
+            </w:pPr>
+            <w:r>
+              <w:rPr>
+                <w:rStyle w:val="Cdigo-fonte"/>
+                <w:rFonts w:ascii="Times New Roman" w:hAnsi="Times New Roman"/>
+                <w:bCs w:val="false"/>
+                <w:iCs w:val="false"/>
+                <w:szCs w:val="24"/>
+              </w:rPr>
+              <w:t>1.433</w:t>
+            </w:r>
+          </w:p>
+        </w:tc>
+        <w:tc>
+          <w:tcPr>
+            <w:tcW w:w="1425" w:type="dxa"/>
+            <w:tcBorders/>
+          </w:tcPr>
+          <w:p>
+            <w:pPr>
+              <w:pStyle w:val="Contedodatabela"/>
+              <w:bidi w:val="0"/>
+              <w:jc w:val="center"/>
+              <w:rPr>
+                <w:b w:val="false"/>
+                <w:bCs w:val="false"/>
+                <w:i w:val="false"/>
+                <w:iCs w:val="false"/>
+                <w:sz w:val="24"/>
+                <w:szCs w:val="24"/>
+              </w:rPr>
+            </w:pPr>
+            <w:r>
+              <w:rPr>
+                <w:rStyle w:val="Cdigo-fonte"/>
+                <w:rFonts w:ascii="Times New Roman" w:hAnsi="Times New Roman"/>
+                <w:bCs w:val="false"/>
+                <w:iCs w:val="false"/>
+                <w:szCs w:val="24"/>
+              </w:rPr>
+              <w:t>0.3880</w:t>
+            </w:r>
+          </w:p>
+        </w:tc>
+        <w:tc>
+          <w:tcPr>
+            <w:tcW w:w="1425" w:type="dxa"/>
+            <w:tcBorders/>
+          </w:tcPr>
+          <w:p>
+            <w:pPr>
+              <w:pStyle w:val="Contedodatabela"/>
+              <w:bidi w:val="0"/>
+              <w:jc w:val="center"/>
+              <w:rPr>
+                <w:b w:val="false"/>
+                <w:bCs w:val="false"/>
+                <w:i w:val="false"/>
+                <w:iCs w:val="false"/>
+                <w:sz w:val="24"/>
+                <w:szCs w:val="24"/>
+              </w:rPr>
+            </w:pPr>
+            <w:r>
+              <w:rPr>
+                <w:rStyle w:val="Cdigo-fonte"/>
+                <w:rFonts w:ascii="Times New Roman" w:hAnsi="Times New Roman"/>
+                <w:bCs w:val="false"/>
+                <w:iCs w:val="false"/>
+                <w:szCs w:val="24"/>
+              </w:rPr>
+              <w:t>0.3447</w:t>
+            </w:r>
+          </w:p>
+        </w:tc>
+      </w:tr>
+      <w:tr>
+        <w:trPr/>
+        <w:tc>
+          <w:tcPr>
+            <w:tcW w:w="1424" w:type="dxa"/>
+            <w:tcBorders/>
+          </w:tcPr>
+          <w:p>
+            <w:pPr>
+              <w:pStyle w:val="Contedodatabela"/>
+              <w:bidi w:val="0"/>
+              <w:jc w:val="center"/>
+              <w:rPr>
+                <w:b w:val="false"/>
+                <w:bCs w:val="false"/>
+                <w:i w:val="false"/>
+                <w:iCs w:val="false"/>
+                <w:sz w:val="24"/>
+                <w:szCs w:val="24"/>
+              </w:rPr>
+            </w:pPr>
+            <w:r>
+              <w:rPr>
+                <w:bCs w:val="false"/>
+                <w:iCs w:val="false"/>
+                <w:szCs w:val="24"/>
+              </w:rPr>
+              <w:t>BeWo</w:t>
+            </w:r>
+          </w:p>
+        </w:tc>
+        <w:tc>
+          <w:tcPr>
+            <w:tcW w:w="1425" w:type="dxa"/>
+            <w:tcBorders/>
+          </w:tcPr>
+          <w:p>
+            <w:pPr>
+              <w:pStyle w:val="Contedodatabela"/>
+              <w:bidi w:val="0"/>
+              <w:jc w:val="center"/>
+              <w:rPr>
+                <w:b w:val="false"/>
+                <w:bCs w:val="false"/>
+                <w:i w:val="false"/>
+                <w:iCs w:val="false"/>
+                <w:sz w:val="24"/>
+                <w:szCs w:val="24"/>
+              </w:rPr>
+            </w:pPr>
+            <w:r>
+              <w:rPr>
+                <w:bCs w:val="false"/>
+                <w:iCs w:val="false"/>
+                <w:szCs w:val="24"/>
+              </w:rPr>
+              <w:t>Endoglin</w:t>
+            </w:r>
+          </w:p>
+        </w:tc>
+        <w:tc>
+          <w:tcPr>
+            <w:tcW w:w="1424" w:type="dxa"/>
+            <w:tcBorders/>
+          </w:tcPr>
+          <w:p>
+            <w:pPr>
+              <w:pStyle w:val="Contedodatabela"/>
+              <w:bidi w:val="0"/>
+              <w:jc w:val="center"/>
+              <w:rPr>
+                <w:b w:val="false"/>
+                <w:bCs w:val="false"/>
+                <w:i w:val="false"/>
+                <w:iCs w:val="false"/>
+                <w:sz w:val="24"/>
+                <w:szCs w:val="24"/>
+              </w:rPr>
+            </w:pPr>
+            <w:r>
+              <w:rPr>
+                <w:rStyle w:val="Cdigo-fonte"/>
+                <w:rFonts w:ascii="Times New Roman" w:hAnsi="Times New Roman"/>
+                <w:bCs w:val="false"/>
+                <w:iCs w:val="false"/>
+                <w:szCs w:val="24"/>
+              </w:rPr>
+              <w:t>0.248485</w:t>
+            </w:r>
+          </w:p>
+        </w:tc>
+        <w:tc>
+          <w:tcPr>
+            <w:tcW w:w="1425" w:type="dxa"/>
+            <w:tcBorders/>
+          </w:tcPr>
+          <w:p>
+            <w:pPr>
+              <w:pStyle w:val="Contedodatabela"/>
+              <w:bidi w:val="0"/>
+              <w:jc w:val="center"/>
+              <w:rPr>
+                <w:b w:val="false"/>
+                <w:bCs w:val="false"/>
+                <w:i w:val="false"/>
+                <w:iCs w:val="false"/>
+                <w:sz w:val="24"/>
+                <w:szCs w:val="24"/>
+              </w:rPr>
+            </w:pPr>
+            <w:r>
+              <w:rPr>
+                <w:rStyle w:val="Cdigo-fonte"/>
+                <w:rFonts w:ascii="Times New Roman" w:hAnsi="Times New Roman"/>
+                <w:bCs w:val="false"/>
+                <w:iCs w:val="false"/>
+                <w:szCs w:val="24"/>
+              </w:rPr>
+              <w:t>0.006459</w:t>
+            </w:r>
+          </w:p>
+        </w:tc>
+        <w:tc>
+          <w:tcPr>
+            <w:tcW w:w="1424" w:type="dxa"/>
+            <w:tcBorders/>
+          </w:tcPr>
+          <w:p>
+            <w:pPr>
+              <w:pStyle w:val="Contedodatabela"/>
+              <w:bidi w:val="0"/>
+              <w:jc w:val="center"/>
+              <w:rPr>
+                <w:b w:val="false"/>
+                <w:bCs w:val="false"/>
+                <w:i w:val="false"/>
+                <w:iCs w:val="false"/>
+                <w:sz w:val="24"/>
+                <w:szCs w:val="24"/>
+              </w:rPr>
+            </w:pPr>
+            <w:r>
+              <w:rPr>
+                <w:rStyle w:val="Cdigo-fonte"/>
+                <w:rFonts w:ascii="Times New Roman" w:hAnsi="Times New Roman"/>
+                <w:bCs w:val="false"/>
+                <w:iCs w:val="false"/>
+                <w:szCs w:val="24"/>
+              </w:rPr>
+              <w:t>38.47</w:t>
+            </w:r>
+          </w:p>
+        </w:tc>
+        <w:tc>
+          <w:tcPr>
+            <w:tcW w:w="1425" w:type="dxa"/>
+            <w:tcBorders/>
+          </w:tcPr>
+          <w:p>
+            <w:pPr>
+              <w:pStyle w:val="Contedodatabela"/>
+              <w:bidi w:val="0"/>
+              <w:jc w:val="center"/>
+              <w:rPr>
+                <w:b w:val="false"/>
+                <w:bCs w:val="false"/>
+                <w:i w:val="false"/>
+                <w:iCs w:val="false"/>
+                <w:sz w:val="24"/>
+                <w:szCs w:val="24"/>
+              </w:rPr>
+            </w:pPr>
+            <w:r>
+              <w:rPr>
+                <w:rStyle w:val="Cdigo-fonte"/>
+                <w:rFonts w:ascii="Times New Roman" w:hAnsi="Times New Roman"/>
+                <w:b/>
+                <w:bCs/>
+                <w:iCs w:val="false"/>
+                <w:szCs w:val="24"/>
+              </w:rPr>
+              <w:t>0.01655*</w:t>
+            </w:r>
+          </w:p>
+        </w:tc>
+        <w:tc>
+          <w:tcPr>
+            <w:tcW w:w="1425" w:type="dxa"/>
+            <w:tcBorders/>
+          </w:tcPr>
+          <w:p>
+            <w:pPr>
+              <w:pStyle w:val="Contedodatabela"/>
+              <w:bidi w:val="0"/>
+              <w:jc w:val="center"/>
+              <w:rPr>
+                <w:b w:val="false"/>
+                <w:bCs w:val="false"/>
+                <w:i w:val="false"/>
+                <w:iCs w:val="false"/>
+                <w:sz w:val="24"/>
+                <w:szCs w:val="24"/>
+              </w:rPr>
+            </w:pPr>
+            <w:r>
+              <w:rPr>
+                <w:rStyle w:val="Cdigo-fonte"/>
+                <w:rFonts w:ascii="Times New Roman" w:hAnsi="Times New Roman"/>
+                <w:bCs w:val="false"/>
+                <w:iCs w:val="false"/>
+                <w:szCs w:val="24"/>
+              </w:rPr>
+              <w:t>0.9986</w:t>
+            </w:r>
+          </w:p>
+        </w:tc>
+      </w:tr>
+      <w:tr>
+        <w:trPr/>
+        <w:tc>
+          <w:tcPr>
+            <w:tcW w:w="1424" w:type="dxa"/>
+            <w:tcBorders/>
+          </w:tcPr>
+          <w:p>
+            <w:pPr>
+              <w:pStyle w:val="Contedodatabela"/>
+              <w:bidi w:val="0"/>
+              <w:jc w:val="center"/>
+              <w:rPr>
+                <w:b w:val="false"/>
+                <w:bCs w:val="false"/>
+                <w:i w:val="false"/>
+                <w:iCs w:val="false"/>
+                <w:sz w:val="24"/>
+                <w:szCs w:val="24"/>
+              </w:rPr>
+            </w:pPr>
+            <w:r>
+              <w:rPr>
+                <w:bCs w:val="false"/>
+                <w:iCs w:val="false"/>
+                <w:szCs w:val="24"/>
+              </w:rPr>
+              <w:t>BeWo</w:t>
+            </w:r>
+          </w:p>
+        </w:tc>
+        <w:tc>
+          <w:tcPr>
+            <w:tcW w:w="1425" w:type="dxa"/>
+            <w:tcBorders/>
+          </w:tcPr>
+          <w:p>
+            <w:pPr>
+              <w:pStyle w:val="Contedodatabela"/>
+              <w:bidi w:val="0"/>
+              <w:jc w:val="center"/>
+              <w:rPr>
+                <w:b w:val="false"/>
+                <w:bCs w:val="false"/>
+                <w:i w:val="false"/>
+                <w:iCs w:val="false"/>
+                <w:sz w:val="24"/>
+                <w:szCs w:val="24"/>
+              </w:rPr>
+            </w:pPr>
+            <w:r>
+              <w:rPr>
+                <w:bCs w:val="false"/>
+                <w:iCs w:val="false"/>
+                <w:szCs w:val="24"/>
+              </w:rPr>
+              <w:t>PIGF</w:t>
+            </w:r>
+          </w:p>
+        </w:tc>
+        <w:tc>
+          <w:tcPr>
+            <w:tcW w:w="1424" w:type="dxa"/>
+            <w:tcBorders/>
+          </w:tcPr>
+          <w:p>
+            <w:pPr>
+              <w:pStyle w:val="Contedodatabela"/>
+              <w:bidi w:val="0"/>
+              <w:jc w:val="center"/>
+              <w:rPr>
+                <w:b w:val="false"/>
+                <w:bCs w:val="false"/>
+                <w:i w:val="false"/>
+                <w:iCs w:val="false"/>
+                <w:sz w:val="24"/>
+                <w:szCs w:val="24"/>
+              </w:rPr>
+            </w:pPr>
+            <w:r>
+              <w:rPr>
+                <w:rStyle w:val="Cdigo-fonte"/>
+                <w:rFonts w:ascii="Times New Roman" w:hAnsi="Times New Roman"/>
+                <w:bCs w:val="false"/>
+                <w:iCs w:val="false"/>
+                <w:szCs w:val="24"/>
+              </w:rPr>
+              <w:t>-0.02756</w:t>
+            </w:r>
+          </w:p>
+        </w:tc>
+        <w:tc>
+          <w:tcPr>
+            <w:tcW w:w="1425" w:type="dxa"/>
+            <w:tcBorders/>
+          </w:tcPr>
+          <w:p>
+            <w:pPr>
+              <w:pStyle w:val="Contedodatabela"/>
+              <w:bidi w:val="0"/>
+              <w:jc w:val="center"/>
+              <w:rPr>
+                <w:b w:val="false"/>
+                <w:bCs w:val="false"/>
+                <w:i w:val="false"/>
+                <w:iCs w:val="false"/>
+                <w:sz w:val="24"/>
+                <w:szCs w:val="24"/>
+              </w:rPr>
+            </w:pPr>
+            <w:r>
+              <w:rPr>
+                <w:rStyle w:val="Cdigo-fonte"/>
+                <w:rFonts w:ascii="Times New Roman" w:hAnsi="Times New Roman"/>
+                <w:bCs w:val="false"/>
+                <w:iCs w:val="false"/>
+                <w:szCs w:val="24"/>
+              </w:rPr>
+              <w:t>0.05899</w:t>
+            </w:r>
+          </w:p>
+        </w:tc>
+        <w:tc>
+          <w:tcPr>
+            <w:tcW w:w="1424" w:type="dxa"/>
+            <w:tcBorders/>
+          </w:tcPr>
+          <w:p>
+            <w:pPr>
+              <w:pStyle w:val="Contedodatabela"/>
+              <w:bidi w:val="0"/>
+              <w:jc w:val="center"/>
+              <w:rPr>
+                <w:b w:val="false"/>
+                <w:bCs w:val="false"/>
+                <w:i w:val="false"/>
+                <w:iCs w:val="false"/>
+                <w:sz w:val="24"/>
+                <w:szCs w:val="24"/>
+              </w:rPr>
+            </w:pPr>
+            <w:r>
+              <w:rPr>
+                <w:rStyle w:val="Cdigo-fonte"/>
+                <w:rFonts w:ascii="Times New Roman" w:hAnsi="Times New Roman"/>
+                <w:bCs w:val="false"/>
+                <w:iCs w:val="false"/>
+                <w:szCs w:val="24"/>
+              </w:rPr>
+              <w:t>-0.467</w:t>
+            </w:r>
+          </w:p>
+        </w:tc>
+        <w:tc>
+          <w:tcPr>
+            <w:tcW w:w="1425" w:type="dxa"/>
+            <w:tcBorders/>
+          </w:tcPr>
+          <w:p>
+            <w:pPr>
+              <w:pStyle w:val="Contedodatabela"/>
+              <w:bidi w:val="0"/>
+              <w:jc w:val="center"/>
+              <w:rPr>
+                <w:rFonts w:ascii="Times New Roman" w:hAnsi="Times New Roman"/>
+                <w:b w:val="false"/>
+                <w:bCs w:val="false"/>
+                <w:i w:val="false"/>
+                <w:iCs w:val="false"/>
+                <w:sz w:val="24"/>
+                <w:szCs w:val="24"/>
+              </w:rPr>
+            </w:pPr>
+            <w:r>
+              <w:rPr>
+                <w:rFonts w:ascii="Times New Roman" w:hAnsi="Times New Roman"/>
+                <w:bCs w:val="false"/>
+                <w:iCs w:val="false"/>
+                <w:szCs w:val="24"/>
+              </w:rPr>
+              <w:t>0.7217</w:t>
+            </w:r>
+          </w:p>
+        </w:tc>
+        <w:tc>
+          <w:tcPr>
+            <w:tcW w:w="1425" w:type="dxa"/>
+            <w:tcBorders/>
+          </w:tcPr>
+          <w:p>
+            <w:pPr>
+              <w:pStyle w:val="Contedodatabela"/>
+              <w:bidi w:val="0"/>
+              <w:jc w:val="center"/>
+              <w:rPr>
+                <w:rFonts w:ascii="Times New Roman" w:hAnsi="Times New Roman"/>
+                <w:b w:val="false"/>
+                <w:bCs w:val="false"/>
+                <w:i w:val="false"/>
+                <w:iCs w:val="false"/>
+                <w:sz w:val="24"/>
+                <w:szCs w:val="24"/>
+              </w:rPr>
+            </w:pPr>
+            <w:r>
+              <w:rPr>
+                <w:rFonts w:ascii="Times New Roman" w:hAnsi="Times New Roman"/>
+                <w:bCs w:val="false"/>
+                <w:iCs w:val="false"/>
+                <w:szCs w:val="24"/>
+              </w:rPr>
+              <w:t>-0.6416</w:t>
+            </w:r>
+          </w:p>
+        </w:tc>
+      </w:tr>
+    </w:tbl>
+    <w:p>
+      <w:pPr>
+        <w:pStyle w:val="Normal"/>
+        <w:bidi w:val="0"/>
+        <w:jc w:val="start"/>
+        <w:rPr>
+          <w:rFonts w:ascii="Times New Roman" w:hAnsi="Times New Roman"/>
+        </w:rPr>
+      </w:pPr>
+      <w:r>
+        <w:rPr>
+          <w:b/>
+          <w:bCs/>
+        </w:rPr>
       </w:r>
     </w:p>
     <w:p>
@@ -475,6 +1594,125 @@
   <w:abstractNum w:abstractNumId="1">
     <w:lvl w:ilvl="0">
       <w:start w:val="1"/>
+      <w:numFmt w:val="none"/>
+      <w:suff w:val="nothing"/>
+      <w:lvlText w:val=""/>
+      <w:lvlJc w:val="start"/>
+      <w:pPr>
+        <w:tabs>
+          <w:tab w:val="num" w:pos="0"/>
+        </w:tabs>
+        <w:ind w:start="0" w:hanging="0"/>
+      </w:pPr>
+    </w:lvl>
+    <w:lvl w:ilvl="1">
+      <w:start w:val="1"/>
+      <w:numFmt w:val="none"/>
+      <w:suff w:val="nothing"/>
+      <w:lvlText w:val=""/>
+      <w:lvlJc w:val="start"/>
+      <w:pPr>
+        <w:tabs>
+          <w:tab w:val="num" w:pos="0"/>
+        </w:tabs>
+        <w:ind w:start="0" w:hanging="0"/>
+      </w:pPr>
+    </w:lvl>
+    <w:lvl w:ilvl="2">
+      <w:start w:val="1"/>
+      <w:numFmt w:val="none"/>
+      <w:suff w:val="nothing"/>
+      <w:lvlText w:val=""/>
+      <w:lvlJc w:val="start"/>
+      <w:pPr>
+        <w:tabs>
+          <w:tab w:val="num" w:pos="0"/>
+        </w:tabs>
+        <w:ind w:start="0" w:hanging="0"/>
+      </w:pPr>
+    </w:lvl>
+    <w:lvl w:ilvl="3">
+      <w:start w:val="1"/>
+      <w:numFmt w:val="none"/>
+      <w:suff w:val="nothing"/>
+      <w:lvlText w:val=""/>
+      <w:lvlJc w:val="start"/>
+      <w:pPr>
+        <w:tabs>
+          <w:tab w:val="num" w:pos="0"/>
+        </w:tabs>
+        <w:ind w:start="0" w:hanging="0"/>
+      </w:pPr>
+    </w:lvl>
+    <w:lvl w:ilvl="4">
+      <w:start w:val="1"/>
+      <w:numFmt w:val="none"/>
+      <w:suff w:val="nothing"/>
+      <w:lvlText w:val=""/>
+      <w:lvlJc w:val="start"/>
+      <w:pPr>
+        <w:tabs>
+          <w:tab w:val="num" w:pos="0"/>
+        </w:tabs>
+        <w:ind w:start="0" w:hanging="0"/>
+      </w:pPr>
+    </w:lvl>
+    <w:lvl w:ilvl="5">
+      <w:start w:val="1"/>
+      <w:numFmt w:val="none"/>
+      <w:suff w:val="nothing"/>
+      <w:lvlText w:val=""/>
+      <w:lvlJc w:val="start"/>
+      <w:pPr>
+        <w:tabs>
+          <w:tab w:val="num" w:pos="0"/>
+        </w:tabs>
+        <w:ind w:start="0" w:hanging="0"/>
+      </w:pPr>
+    </w:lvl>
+    <w:lvl w:ilvl="6">
+      <w:start w:val="1"/>
+      <w:numFmt w:val="none"/>
+      <w:suff w:val="nothing"/>
+      <w:lvlText w:val=""/>
+      <w:lvlJc w:val="start"/>
+      <w:pPr>
+        <w:tabs>
+          <w:tab w:val="num" w:pos="0"/>
+        </w:tabs>
+        <w:ind w:start="0" w:hanging="0"/>
+      </w:pPr>
+    </w:lvl>
+    <w:lvl w:ilvl="7">
+      <w:start w:val="1"/>
+      <w:numFmt w:val="none"/>
+      <w:suff w:val="nothing"/>
+      <w:lvlText w:val=""/>
+      <w:lvlJc w:val="start"/>
+      <w:pPr>
+        <w:tabs>
+          <w:tab w:val="num" w:pos="0"/>
+        </w:tabs>
+        <w:ind w:start="0" w:hanging="0"/>
+      </w:pPr>
+    </w:lvl>
+    <w:lvl w:ilvl="8">
+      <w:start w:val="1"/>
+      <w:numFmt w:val="none"/>
+      <w:suff w:val="nothing"/>
+      <w:lvlText w:val=""/>
+      <w:lvlJc w:val="start"/>
+      <w:pPr>
+        <w:tabs>
+          <w:tab w:val="num" w:pos="0"/>
+        </w:tabs>
+        <w:ind w:start="0" w:hanging="0"/>
+      </w:pPr>
+    </w:lvl>
+  </w:abstractNum>
+  <w:abstractNum w:abstractNumId="2">
+    <w:lvl w:ilvl="0">
+      <w:start w:val="1"/>
       <w:numFmt w:val="decimal"/>
       <w:lvlText w:val="%1."/>
       <w:lvlJc w:val="start"/>
@@ -589,125 +1827,6 @@
         <w:ind w:start="3720" w:hanging="360"/>
       </w:pPr>
       <w:rPr/>
-    </w:lvl>
-  </w:abstractNum>
-  <w:abstractNum w:abstractNumId="2">
-    <w:lvl w:ilvl="0">
-      <w:start w:val="1"/>
-      <w:numFmt w:val="none"/>
-      <w:suff w:val="nothing"/>
-      <w:lvlText w:val=""/>
-      <w:lvlJc w:val="start"/>
-      <w:pPr>
-        <w:tabs>
-          <w:tab w:val="num" w:pos="0"/>
-        </w:tabs>
-        <w:ind w:start="0" w:hanging="0"/>
-      </w:pPr>
-    </w:lvl>
-    <w:lvl w:ilvl="1">
-      <w:start w:val="1"/>
-      <w:numFmt w:val="none"/>
-      <w:suff w:val="nothing"/>
-      <w:lvlText w:val=""/>
-      <w:lvlJc w:val="start"/>
-      <w:pPr>
-        <w:tabs>
-          <w:tab w:val="num" w:pos="0"/>
-        </w:tabs>
-        <w:ind w:start="0" w:hanging="0"/>
-      </w:pPr>
-    </w:lvl>
-    <w:lvl w:ilvl="2">
-      <w:start w:val="1"/>
-      <w:numFmt w:val="none"/>
-      <w:suff w:val="nothing"/>
-      <w:lvlText w:val=""/>
-      <w:lvlJc w:val="start"/>
-      <w:pPr>
-        <w:tabs>
-          <w:tab w:val="num" w:pos="0"/>
-        </w:tabs>
-        <w:ind w:start="0" w:hanging="0"/>
-      </w:pPr>
-    </w:lvl>
-    <w:lvl w:ilvl="3">
-      <w:start w:val="1"/>
-      <w:numFmt w:val="none"/>
-      <w:suff w:val="nothing"/>
-      <w:lvlText w:val=""/>
-      <w:lvlJc w:val="start"/>
-      <w:pPr>
-        <w:tabs>
-          <w:tab w:val="num" w:pos="0"/>
-        </w:tabs>
-        <w:ind w:start="0" w:hanging="0"/>
-      </w:pPr>
-    </w:lvl>
-    <w:lvl w:ilvl="4">
-      <w:start w:val="1"/>
-      <w:numFmt w:val="none"/>
-      <w:suff w:val="nothing"/>
-      <w:lvlText w:val=""/>
-      <w:lvlJc w:val="start"/>
-      <w:pPr>
-        <w:tabs>
-          <w:tab w:val="num" w:pos="0"/>
-        </w:tabs>
-        <w:ind w:start="0" w:hanging="0"/>
-      </w:pPr>
-    </w:lvl>
-    <w:lvl w:ilvl="5">
-      <w:start w:val="1"/>
-      <w:numFmt w:val="none"/>
-      <w:suff w:val="nothing"/>
-      <w:lvlText w:val=""/>
-      <w:lvlJc w:val="start"/>
-      <w:pPr>
-        <w:tabs>
-          <w:tab w:val="num" w:pos="0"/>
-        </w:tabs>
-        <w:ind w:start="0" w:hanging="0"/>
-      </w:pPr>
-    </w:lvl>
-    <w:lvl w:ilvl="6">
-      <w:start w:val="1"/>
-      <w:numFmt w:val="none"/>
-      <w:suff w:val="nothing"/>
-      <w:lvlText w:val=""/>
-      <w:lvlJc w:val="start"/>
-      <w:pPr>
-        <w:tabs>
-          <w:tab w:val="num" w:pos="0"/>
-        </w:tabs>
-        <w:ind w:start="0" w:hanging="0"/>
-      </w:pPr>
-    </w:lvl>
-    <w:lvl w:ilvl="7">
-      <w:start w:val="1"/>
-      <w:numFmt w:val="none"/>
-      <w:suff w:val="nothing"/>
-      <w:lvlText w:val=""/>
-      <w:lvlJc w:val="start"/>
-      <w:pPr>
-        <w:tabs>
-          <w:tab w:val="num" w:pos="0"/>
-        </w:tabs>
-        <w:ind w:start="0" w:hanging="0"/>
-      </w:pPr>
-    </w:lvl>
-    <w:lvl w:ilvl="8">
-      <w:start w:val="1"/>
-      <w:numFmt w:val="none"/>
-      <w:suff w:val="nothing"/>
-      <w:lvlText w:val=""/>
-      <w:lvlJc w:val="start"/>
-      <w:pPr>
-        <w:tabs>
-          <w:tab w:val="num" w:pos="0"/>
-        </w:tabs>
-        <w:ind w:start="0" w:hanging="0"/>
-      </w:pPr>
     </w:lvl>
   </w:abstractNum>
   <w:num w:numId="1">
@@ -758,6 +1877,13 @@
     <w:name w:val="Símbolos de numeração"/>
     <w:qFormat/>
     <w:rPr/>
+  </w:style>
+  <w:style w:type="character" w:styleId="Cdigo-fonte">
+    <w:name w:val="Código-fonte"/>
+    <w:qFormat/>
+    <w:rPr>
+      <w:rFonts w:ascii="Liberation Mono" w:hAnsi="Liberation Mono" w:eastAsia="NSimSun" w:cs="Liberation Mono"/>
+    </w:rPr>
   </w:style>
   <w:style w:type="paragraph" w:styleId="Ttulo">
     <w:name w:val="Título"/>
@@ -830,6 +1956,42 @@
       <w:ind w:hanging="264" w:start="264"/>
     </w:pPr>
     <w:rPr/>
+  </w:style>
+  <w:style w:type="paragraph" w:styleId="Contedodatabela">
+    <w:name w:val="Conteúdo da tabela"/>
+    <w:basedOn w:val="Normal"/>
+    <w:qFormat/>
+    <w:pPr>
+      <w:widowControl w:val="false"/>
+      <w:suppressLineNumbers/>
+    </w:pPr>
+    <w:rPr/>
+  </w:style>
+  <w:style w:type="paragraph" w:styleId="Textoprformatado">
+    <w:name w:val="Texto préformatado"/>
+    <w:basedOn w:val="Normal"/>
+    <w:qFormat/>
+    <w:pPr>
+      <w:spacing w:before="0" w:after="0"/>
+    </w:pPr>
+    <w:rPr>
+      <w:rFonts w:ascii="Liberation Mono" w:hAnsi="Liberation Mono" w:eastAsia="NSimSun" w:cs="Liberation Mono"/>
+      <w:sz w:val="20"/>
+      <w:szCs w:val="20"/>
+    </w:rPr>
+  </w:style>
+  <w:style w:type="paragraph" w:styleId="Ttulodetabela">
+    <w:name w:val="Título de tabela"/>
+    <w:basedOn w:val="Contedodatabela"/>
+    <w:qFormat/>
+    <w:pPr>
+      <w:suppressLineNumbers/>
+      <w:jc w:val="center"/>
+    </w:pPr>
+    <w:rPr>
+      <w:b/>
+      <w:bCs/>
+    </w:rPr>
   </w:style>
 </w:styles>
 </file>
